--- a/code/newssystem/实战项目笔记.docx
+++ b/code/newssystem/实战项目笔记.docx
@@ -371,20 +371,224 @@
     <w:p>
       <w:pPr>
         <w:rPr>
-          <w:rFonts w:hint="default"/>
-          <w:lang w:val="en-US" w:eastAsia="zh-CN"/>
-        </w:rPr>
-      </w:pPr>
+          <w:rFonts w:hint="eastAsia"/>
+          <w:lang w:val="en-US" w:eastAsia="zh-CN"/>
+        </w:rPr>
+      </w:pPr>
+      <w:r>
+        <w:rPr>
+          <w:rFonts w:hint="eastAsia"/>
+          <w:lang w:val="en-US" w:eastAsia="zh-CN"/>
+        </w:rPr>
+        <w:t>npm i --save antd</w:t>
+      </w:r>
+    </w:p>
+    <w:p>
+      <w:pPr>
+        <w:rPr>
+          <w:rFonts w:hint="eastAsia"/>
+          <w:lang w:val="en-US" w:eastAsia="zh-CN"/>
+        </w:rPr>
+      </w:pPr>
+    </w:p>
+    <w:p>
+      <w:r>
+        <w:drawing>
+          <wp:inline distT="0" distB="0" distL="114300" distR="114300">
+            <wp:extent cx="5266690" cy="2938145"/>
+            <wp:effectExtent l="0" t="0" r="16510" b="8255"/>
+            <wp:docPr id="6" name="图片 1"/>
+            <wp:cNvGraphicFramePr>
+              <a:graphicFrameLocks xmlns:a="http://schemas.openxmlformats.org/drawingml/2006/main" noChangeAspect="1"/>
+            </wp:cNvGraphicFramePr>
+            <a:graphic xmlns:a="http://schemas.openxmlformats.org/drawingml/2006/main">
+              <a:graphicData uri="http://schemas.openxmlformats.org/drawingml/2006/picture">
+                <pic:pic xmlns:pic="http://schemas.openxmlformats.org/drawingml/2006/picture">
+                  <pic:nvPicPr>
+                    <pic:cNvPr id="6" name="图片 1"/>
+                    <pic:cNvPicPr>
+                      <a:picLocks noChangeAspect="1"/>
+                    </pic:cNvPicPr>
+                  </pic:nvPicPr>
+                  <pic:blipFill>
+                    <a:blip r:embed="rId9"/>
+                    <a:stretch>
+                      <a:fillRect/>
+                    </a:stretch>
+                  </pic:blipFill>
+                  <pic:spPr>
+                    <a:xfrm>
+                      <a:off x="0" y="0"/>
+                      <a:ext cx="5266690" cy="2938145"/>
+                    </a:xfrm>
+                    <a:prstGeom prst="rect">
+                      <a:avLst/>
+                    </a:prstGeom>
+                    <a:noFill/>
+                    <a:ln>
+                      <a:noFill/>
+                    </a:ln>
+                  </pic:spPr>
+                </pic:pic>
+              </a:graphicData>
+            </a:graphic>
+          </wp:inline>
+        </w:drawing>
+      </w:r>
+    </w:p>
+    <w:p>
+      <w:r>
+        <w:drawing>
+          <wp:inline distT="0" distB="0" distL="114300" distR="114300">
+            <wp:extent cx="5261610" cy="2584450"/>
+            <wp:effectExtent l="0" t="0" r="21590" b="6350"/>
+            <wp:docPr id="7" name="图片 2"/>
+            <wp:cNvGraphicFramePr>
+              <a:graphicFrameLocks xmlns:a="http://schemas.openxmlformats.org/drawingml/2006/main" noChangeAspect="1"/>
+            </wp:cNvGraphicFramePr>
+            <a:graphic xmlns:a="http://schemas.openxmlformats.org/drawingml/2006/main">
+              <a:graphicData uri="http://schemas.openxmlformats.org/drawingml/2006/picture">
+                <pic:pic xmlns:pic="http://schemas.openxmlformats.org/drawingml/2006/picture">
+                  <pic:nvPicPr>
+                    <pic:cNvPr id="7" name="图片 2"/>
+                    <pic:cNvPicPr>
+                      <a:picLocks noChangeAspect="1"/>
+                    </pic:cNvPicPr>
+                  </pic:nvPicPr>
+                  <pic:blipFill>
+                    <a:blip r:embed="rId10"/>
+                    <a:stretch>
+                      <a:fillRect/>
+                    </a:stretch>
+                  </pic:blipFill>
+                  <pic:spPr>
+                    <a:xfrm>
+                      <a:off x="0" y="0"/>
+                      <a:ext cx="5261610" cy="2584450"/>
+                    </a:xfrm>
+                    <a:prstGeom prst="rect">
+                      <a:avLst/>
+                    </a:prstGeom>
+                    <a:noFill/>
+                    <a:ln>
+                      <a:noFill/>
+                    </a:ln>
+                  </pic:spPr>
+                </pic:pic>
+              </a:graphicData>
+            </a:graphic>
+          </wp:inline>
+        </w:drawing>
+      </w:r>
+    </w:p>
+    <w:p/>
+    <w:p>
+      <w:pPr>
+        <w:rPr>
+          <w:rFonts w:hint="default"/>
+          <w:lang w:val="en-US" w:eastAsia="zh-CN"/>
+        </w:rPr>
+      </w:pPr>
+      <w:r>
+        <w:rPr>
+          <w:rFonts w:hint="default"/>
+          <w:lang w:val="en-US" w:eastAsia="zh-CN"/>
+        </w:rPr>
+        <w:fldChar w:fldCharType="begin"/>
+      </w:r>
+      <w:r>
+        <w:rPr>
+          <w:rFonts w:hint="default"/>
+          <w:lang w:val="en-US" w:eastAsia="zh-CN"/>
+        </w:rPr>
+        <w:instrText xml:space="preserve"> HYPERLINK "https://www.npmjs.com/package/json-server" </w:instrText>
+      </w:r>
+      <w:r>
+        <w:rPr>
+          <w:rFonts w:hint="default"/>
+          <w:lang w:val="en-US" w:eastAsia="zh-CN"/>
+        </w:rPr>
+        <w:fldChar w:fldCharType="separate"/>
+      </w:r>
+      <w:r>
+        <w:rPr>
+          <w:rStyle w:val="4"/>
+          <w:rFonts w:hint="default"/>
+          <w:lang w:val="en-US" w:eastAsia="zh-CN"/>
+        </w:rPr>
+        <w:t>https://www.npmjs.com/package/json-server</w:t>
+      </w:r>
+      <w:r>
+        <w:rPr>
+          <w:rFonts w:hint="default"/>
+          <w:lang w:val="en-US" w:eastAsia="zh-CN"/>
+        </w:rPr>
+        <w:fldChar w:fldCharType="end"/>
+      </w:r>
+    </w:p>
+    <w:p>
+      <w:pPr>
+        <w:rPr>
+          <w:rFonts w:hint="default"/>
+          <w:lang w:val="en-US" w:eastAsia="zh-CN"/>
+        </w:rPr>
+      </w:pPr>
+    </w:p>
+    <w:p>
+      <w:pPr>
+        <w:rPr>
+          <w:rFonts w:hint="default"/>
+          <w:lang w:val="en-US" w:eastAsia="zh-CN"/>
+        </w:rPr>
+      </w:pPr>
+      <w:r>
+        <w:rPr>
+          <w:rFonts w:hint="eastAsia"/>
+          <w:lang w:val="en-US" w:eastAsia="zh-CN"/>
+        </w:rPr>
+        <w:t>全局安装</w:t>
+      </w:r>
+    </w:p>
+    <w:p>
+      <w:pPr>
+        <w:rPr>
+          <w:rFonts w:hint="eastAsia"/>
+          <w:lang w:val="en-US" w:eastAsia="zh-CN"/>
+        </w:rPr>
+      </w:pPr>
+      <w:r>
+        <w:rPr>
+          <w:rFonts w:hint="eastAsia"/>
+          <w:lang w:val="en-US" w:eastAsia="zh-CN"/>
+        </w:rPr>
+        <w:t>npm install -g json-server</w:t>
+      </w:r>
+    </w:p>
+    <w:p>
+      <w:pPr>
+        <w:rPr>
+          <w:rFonts w:hint="eastAsia"/>
+          <w:lang w:val="en-US" w:eastAsia="zh-CN"/>
+        </w:rPr>
+      </w:pPr>
+    </w:p>
+    <w:p>
+      <w:pPr>
+        <w:rPr>
+          <w:rFonts w:hint="default"/>
+          <w:lang w:val="en-US" w:eastAsia="zh-CN"/>
+        </w:rPr>
+      </w:pPr>
+      <w:r>
+        <w:rPr>
+          <w:rFonts w:hint="default"/>
+          <w:lang w:val="en-US" w:eastAsia="zh-CN"/>
+        </w:rPr>
+        <w:t>json-server --watch ./test.json --port 8000</w:t>
+      </w:r>
       <w:bookmarkStart w:id="0" w:name="_GoBack"/>
-      <w:r>
-        <w:rPr>
-          <w:rFonts w:hint="eastAsia"/>
-          <w:lang w:val="en-US" w:eastAsia="zh-CN"/>
-        </w:rPr>
-        <w:t>npm i --save antd</w:t>
-      </w:r>
-    </w:p>
-    <w:bookmarkEnd w:id="0"/>
+      <w:bookmarkEnd w:id="0"/>
+    </w:p>
     <w:sectPr>
       <w:pgSz w:w="11906" w:h="16838"/>
       <w:pgMar w:top="1440" w:right="1800" w:bottom="1440" w:left="1800" w:header="851" w:footer="992" w:gutter="0"/>

--- a/code/newssystem/实战项目笔记.docx
+++ b/code/newssystem/实战项目笔记.docx
@@ -586,8 +586,67 @@
         </w:rPr>
         <w:t>json-server --watch ./test.json --port 8000</w:t>
       </w:r>
+    </w:p>
+    <w:p>
+      <w:pPr>
+        <w:rPr>
+          <w:rFonts w:hint="default"/>
+          <w:lang w:val="en-US" w:eastAsia="zh-CN"/>
+        </w:rPr>
+      </w:pPr>
+    </w:p>
+    <w:p>
+      <w:pPr>
+        <w:rPr>
+          <w:rFonts w:hint="default"/>
+          <w:lang w:val="en-US" w:eastAsia="zh-CN"/>
+        </w:rPr>
+      </w:pPr>
+      <w:r>
+        <w:rPr>
+          <w:rFonts w:hint="default"/>
+          <w:lang w:val="en-US" w:eastAsia="zh-CN"/>
+        </w:rPr>
+        <w:t>json-server --watch ./</w:t>
+      </w:r>
+      <w:r>
+        <w:rPr>
+          <w:rFonts w:hint="eastAsia"/>
+          <w:lang w:val="en-US" w:eastAsia="zh-CN"/>
+        </w:rPr>
+        <w:t>db</w:t>
+      </w:r>
+      <w:r>
+        <w:rPr>
+          <w:rFonts w:hint="default"/>
+          <w:lang w:val="en-US" w:eastAsia="zh-CN"/>
+        </w:rPr>
+        <w:t xml:space="preserve">.json --port </w:t>
+      </w:r>
+      <w:r>
+        <w:rPr>
+          <w:rFonts w:hint="eastAsia"/>
+          <w:lang w:val="en-US" w:eastAsia="zh-CN"/>
+        </w:rPr>
+        <w:t>5</w:t>
+      </w:r>
       <w:bookmarkStart w:id="0" w:name="_GoBack"/>
       <w:bookmarkEnd w:id="0"/>
+      <w:r>
+        <w:rPr>
+          <w:rFonts w:hint="default"/>
+          <w:lang w:val="en-US" w:eastAsia="zh-CN"/>
+        </w:rPr>
+        <w:t>000</w:t>
+      </w:r>
+    </w:p>
+    <w:p>
+      <w:pPr>
+        <w:rPr>
+          <w:rFonts w:hint="default"/>
+          <w:lang w:val="en-US" w:eastAsia="zh-CN"/>
+        </w:rPr>
+      </w:pPr>
     </w:p>
     <w:sectPr>
       <w:pgSz w:w="11906" w:h="16838"/>

--- a/code/newssystem/实战项目笔记.docx
+++ b/code/newssystem/实战项目笔记.docx
@@ -630,23 +630,82 @@
         </w:rPr>
         <w:t>5</w:t>
       </w:r>
+      <w:r>
+        <w:rPr>
+          <w:rFonts w:hint="default"/>
+          <w:lang w:val="en-US" w:eastAsia="zh-CN"/>
+        </w:rPr>
+        <w:t>000</w:t>
+      </w:r>
+    </w:p>
+    <w:p>
+      <w:pPr>
+        <w:rPr>
+          <w:rFonts w:hint="default"/>
+          <w:lang w:val="en-US" w:eastAsia="zh-CN"/>
+        </w:rPr>
+      </w:pPr>
+    </w:p>
+    <w:p>
+      <w:pPr>
+        <w:rPr>
+          <w:rFonts w:hint="default"/>
+          <w:lang w:val="en-US" w:eastAsia="zh-CN"/>
+        </w:rPr>
+      </w:pPr>
+    </w:p>
+    <w:p>
+      <w:pPr>
+        <w:rPr>
+          <w:rFonts w:hint="default"/>
+          <w:lang w:val="en-US" w:eastAsia="zh-CN"/>
+        </w:rPr>
+      </w:pPr>
+      <w:r>
+        <w:drawing>
+          <wp:inline distT="0" distB="0" distL="114300" distR="114300">
+            <wp:extent cx="5268595" cy="2806700"/>
+            <wp:effectExtent l="0" t="0" r="14605" b="12700"/>
+            <wp:docPr id="8" name="图片 1"/>
+            <wp:cNvGraphicFramePr>
+              <a:graphicFrameLocks xmlns:a="http://schemas.openxmlformats.org/drawingml/2006/main" noChangeAspect="1"/>
+            </wp:cNvGraphicFramePr>
+            <a:graphic xmlns:a="http://schemas.openxmlformats.org/drawingml/2006/main">
+              <a:graphicData uri="http://schemas.openxmlformats.org/drawingml/2006/picture">
+                <pic:pic xmlns:pic="http://schemas.openxmlformats.org/drawingml/2006/picture">
+                  <pic:nvPicPr>
+                    <pic:cNvPr id="8" name="图片 1"/>
+                    <pic:cNvPicPr>
+                      <a:picLocks noChangeAspect="1"/>
+                    </pic:cNvPicPr>
+                  </pic:nvPicPr>
+                  <pic:blipFill>
+                    <a:blip r:embed="rId11"/>
+                    <a:stretch>
+                      <a:fillRect/>
+                    </a:stretch>
+                  </pic:blipFill>
+                  <pic:spPr>
+                    <a:xfrm>
+                      <a:off x="0" y="0"/>
+                      <a:ext cx="5268595" cy="2806700"/>
+                    </a:xfrm>
+                    <a:prstGeom prst="rect">
+                      <a:avLst/>
+                    </a:prstGeom>
+                    <a:noFill/>
+                    <a:ln>
+                      <a:noFill/>
+                    </a:ln>
+                  </pic:spPr>
+                </pic:pic>
+              </a:graphicData>
+            </a:graphic>
+          </wp:inline>
+        </w:drawing>
+      </w:r>
       <w:bookmarkStart w:id="0" w:name="_GoBack"/>
       <w:bookmarkEnd w:id="0"/>
-      <w:r>
-        <w:rPr>
-          <w:rFonts w:hint="default"/>
-          <w:lang w:val="en-US" w:eastAsia="zh-CN"/>
-        </w:rPr>
-        <w:t>000</w:t>
-      </w:r>
-    </w:p>
-    <w:p>
-      <w:pPr>
-        <w:rPr>
-          <w:rFonts w:hint="default"/>
-          <w:lang w:val="en-US" w:eastAsia="zh-CN"/>
-        </w:rPr>
-      </w:pPr>
     </w:p>
     <w:sectPr>
       <w:pgSz w:w="11906" w:h="16838"/>
